--- a/Informe_TF_FP2_Vircatex.docx
+++ b/Informe_TF_FP2_Vircatex.docx
@@ -181,15 +181,7 @@
           <w:b w:val="0"/>
           <w:i w:val="0"/>
         </w:rPr>
-        <w:t xml:space="preserve">Sección: </w:t>
-      </w:r>
-      <w:r>
-        <w:rPr>
-          <w:b w:val="0"/>
-          <w:i w:val="0"/>
-          <w:highlight w:val="yellow"/>
-        </w:rPr>
-        <w:t>sección</w:t>
+        <w:t>Sección: IS275  –  NRC 2882</w:t>
       </w:r>
     </w:p>
     <w:p>
@@ -201,15 +193,7 @@
           <w:b w:val="0"/>
           <w:i w:val="0"/>
         </w:rPr>
-        <w:t xml:space="preserve">Ciclo: </w:t>
-      </w:r>
-      <w:r>
-        <w:rPr>
-          <w:b w:val="0"/>
-          <w:i w:val="0"/>
-          <w:highlight w:val="yellow"/>
-        </w:rPr>
-        <w:t>2026-2</w:t>
+        <w:t>Ciclo: 2026-2</w:t>
       </w:r>
     </w:p>
     <w:p/>
@@ -222,15 +206,7 @@
           <w:b w:val="0"/>
           <w:i w:val="0"/>
         </w:rPr>
-        <w:t xml:space="preserve">Lima, </w:t>
-      </w:r>
-      <w:r>
-        <w:rPr>
-          <w:b w:val="0"/>
-          <w:i w:val="0"/>
-          <w:highlight w:val="yellow"/>
-        </w:rPr>
-        <w:t>fecha de entrega</w:t>
+        <w:t>Lima, 17 de octubre de 2026</w:t>
       </w:r>
     </w:p>
     <w:p>
@@ -421,7 +397,7 @@
         <w:rPr>
           <w:b w:val="0"/>
         </w:rPr>
-        <w:t>4. Video del funcionamiento del programa</w:t>
+        <w:t>4. Pruebas y control de excepciones</w:t>
         <w:tab/>
         <w:t>15</w:t>
       </w:r>
@@ -438,26 +414,9 @@
         <w:rPr>
           <w:b w:val="0"/>
         </w:rPr>
-        <w:t>5. Pruebas y control de excepciones</w:t>
+        <w:t>5. Estándares y buenas prácticas</w:t>
         <w:tab/>
         <w:t>15</w:t>
-      </w:r>
-    </w:p>
-    <w:p>
-      <w:pPr>
-        <w:tabs>
-          <w:tab w:pos="9071" w:val="right" w:leader="dot"/>
-        </w:tabs>
-        <w:spacing w:after="60"/>
-        <w:ind w:left="454"/>
-      </w:pPr>
-      <w:r>
-        <w:rPr>
-          <w:b w:val="0"/>
-        </w:rPr>
-        <w:t>6. Estándares y buenas prácticas</w:t>
-        <w:tab/>
-        <w:t>16</w:t>
       </w:r>
     </w:p>
     <w:p>
@@ -588,7 +547,7 @@
         </w:rPr>
         <w:t>Anexo 3. Cómo ejecutar el programa</w:t>
         <w:tab/>
-        <w:t>20</w:t>
+        <w:t>21</w:t>
       </w:r>
     </w:p>
     <w:p>
@@ -2126,22 +2085,7 @@
           <w:b w:val="0"/>
           <w:i w:val="0"/>
         </w:rPr>
-        <w:t xml:space="preserve">Organicé el trabajo en un tablero de Trello con las columnas «Por hacer», «En proceso» y «Terminado». Enlace del tablero: </w:t>
-      </w:r>
-      <w:r>
-        <w:rPr>
-          <w:b w:val="0"/>
-          <w:i w:val="0"/>
-          <w:highlight w:val="yellow"/>
-        </w:rPr>
-        <w:t>URL de Trello</w:t>
-      </w:r>
-      <w:r>
-        <w:rPr>
-          <w:b w:val="0"/>
-          <w:i w:val="0"/>
-        </w:rPr>
-        <w:t>.</w:t>
+        <w:t>Organicé el trabajo en un tablero de Trello con las columnas «Por hacer», «En proceso» y «Terminado». El enlace del tablero está en el Anexo 1.</w:t>
       </w:r>
     </w:p>
     <w:tbl>
@@ -2718,7 +2662,7 @@
                 <w:i w:val="0"/>
                 <w:sz w:val="19"/>
               </w:rPr>
-              <w:t>Video de funcionamiento, conclusiones y revisión del informe</w:t>
+              <w:t>Conclusiones y revisión final del informe</w:t>
             </w:r>
           </w:p>
         </w:tc>
@@ -2738,7 +2682,7 @@
                 <w:i w:val="0"/>
                 <w:sz w:val="19"/>
               </w:rPr>
-              <w:t>Video e informe</w:t>
+              <w:t>Informe final</w:t>
             </w:r>
           </w:p>
         </w:tc>
@@ -4335,35 +4279,7 @@
         <w:pStyle w:val="Heading2"/>
       </w:pPr>
       <w:r>
-        <w:t>4. Video del funcionamiento del programa</w:t>
-      </w:r>
-    </w:p>
-    <w:p>
-      <w:pPr>
-        <w:jc w:val="both"/>
-      </w:pPr>
-      <w:r>
-        <w:rPr>
-          <w:b w:val="0"/>
-          <w:i w:val="0"/>
-        </w:rPr>
-        <w:t xml:space="preserve">Enlace del video: </w:t>
-      </w:r>
-      <w:r>
-        <w:rPr>
-          <w:b w:val="0"/>
-          <w:i w:val="0"/>
-          <w:highlight w:val="yellow"/>
-        </w:rPr>
-        <w:t>enlace de YouTube o Google Drive</w:t>
-      </w:r>
-    </w:p>
-    <w:p>
-      <w:pPr>
-        <w:pStyle w:val="Heading2"/>
-      </w:pPr>
-      <w:r>
-        <w:t>5. Pruebas y control de excepciones</w:t>
+        <w:t>4. Pruebas y control de excepciones</w:t>
       </w:r>
     </w:p>
     <w:p>
@@ -4395,7 +4311,7 @@
         <w:pStyle w:val="Heading2"/>
       </w:pPr>
       <w:r>
-        <w:t>6. Estándares y buenas prácticas</w:t>
+        <w:t>5. Estándares y buenas prácticas</w:t>
       </w:r>
     </w:p>
     <w:p>
@@ -4866,42 +4782,38 @@
     </w:p>
     <w:p>
       <w:pPr>
-        <w:jc w:val="both"/>
+        <w:jc w:val="left"/>
       </w:pPr>
       <w:r>
         <w:rPr>
           <w:b w:val="0"/>
           <w:i w:val="0"/>
         </w:rPr>
-        <w:t xml:space="preserve">Repositorio Git: </w:t>
-      </w:r>
-      <w:r>
-        <w:rPr>
-          <w:b w:val="0"/>
-          <w:i w:val="0"/>
-          <w:highlight w:val="yellow"/>
-        </w:rPr>
-        <w:t>enlace del repositorio</w:t>
+        <w:t>Repositorio Git: https://github.com/anthonylevicajinchoberrospi-ops/TF_FP2_Vircatex</w:t>
       </w:r>
     </w:p>
     <w:p>
       <w:pPr>
-        <w:jc w:val="both"/>
+        <w:jc w:val="left"/>
       </w:pPr>
       <w:r>
         <w:rPr>
           <w:b w:val="0"/>
           <w:i w:val="0"/>
         </w:rPr>
-        <w:t xml:space="preserve">Tablero de Trello: </w:t>
+        <w:t>Tablero de Trello:</w:t>
       </w:r>
+    </w:p>
+    <w:p>
+      <w:pPr>
+        <w:jc w:val="left"/>
+      </w:pPr>
       <w:r>
         <w:rPr>
           <w:b w:val="0"/>
           <w:i w:val="0"/>
-          <w:highlight w:val="yellow"/>
         </w:rPr>
-        <w:t>enlace de Trello</w:t>
+        <w:t>https://trello.com/invite/b/6ad396bc17cc29d3425c3749/ATTI1d04f0eba1538cbde2cc42128ed4baed90924921/tf-fp2-vircatex</w:t>
       </w:r>
     </w:p>
     <w:p>
